--- a/docs/assignments/lab-03/lab03-report-template.docx
+++ b/docs/assignments/lab-03/lab03-report-template.docx
@@ -2,9 +2,142 @@
 <file path=word/document.xml><?xml version="1.0" encoding="utf-8"?>
 <w:document xmlns:wpc="http://schemas.microsoft.com/office/word/2010/wordprocessingCanvas" xmlns:mc="http://schemas.openxmlformats.org/markup-compatibility/2006" xmlns:o="urn:schemas-microsoft-com:office:office" xmlns:r="http://schemas.openxmlformats.org/officeDocument/2006/relationships" xmlns:m="http://schemas.openxmlformats.org/officeDocument/2006/math" xmlns:v="urn:schemas-microsoft-com:vml" xmlns:wp14="http://schemas.microsoft.com/office/word/2010/wordprocessingDrawing" xmlns:wp="http://schemas.openxmlformats.org/drawingml/2006/wordprocessingDrawing" xmlns:w10="urn:schemas-microsoft-com:office:word" xmlns:w="http://schemas.openxmlformats.org/wordprocessingml/2006/main" xmlns:w14="http://schemas.microsoft.com/office/word/2010/wordml" xmlns:w15="http://schemas.microsoft.com/office/word/2012/wordml" xmlns:wpg="http://schemas.microsoft.com/office/word/2010/wordprocessingGroup" xmlns:wpi="http://schemas.microsoft.com/office/word/2010/wordprocessingInk" xmlns:wne="http://schemas.microsoft.com/office/word/2006/wordml" xmlns:wps="http://schemas.microsoft.com/office/word/2010/wordprocessingShape" xmlns:cx="http://schemas.microsoft.com/office/drawing/2014/chartex" xmlns:cx1="http://schemas.microsoft.com/office/drawing/2015/9/8/chartex" xmlns:cx2="http://schemas.microsoft.com/office/drawing/2015/10/21/chartex" xmlns:cx3="http://schemas.microsoft.com/office/drawing/2016/5/9/chartex" xmlns:cx4="http://schemas.microsoft.com/office/drawing/2016/5/10/chartex" xmlns:cx5="http://schemas.microsoft.com/office/drawing/2016/5/11/chartex" xmlns:cx6="http://schemas.microsoft.com/office/drawing/2016/5/12/chartex" xmlns:cx7="http://schemas.microsoft.com/office/drawing/2016/5/13/chartex" xmlns:cx8="http://schemas.microsoft.com/office/drawing/2016/5/14/chartex" xmlns:aink="http://schemas.microsoft.com/office/drawing/2016/ink" xmlns:am3d="http://schemas.microsoft.com/office/drawing/2017/model3d" xmlns:w16cex="http://schemas.microsoft.com/office/word/2018/wordml/cex" xmlns:w16cid="http://schemas.microsoft.com/office/word/2016/wordml/cid" xmlns:w16="http://schemas.microsoft.com/office/word/2018/wordml" xmlns:w16sdtdh="http://schemas.microsoft.com/office/word/2020/wordml/sdtdatahash" xmlns:w16se="http://schemas.microsoft.com/office/word/2015/wordml/symex" mc:Ignorable="w14 w15 wp14">
   <w:body>
-    <w:p>
-      <w:pPr>
-        <w:spacing w:before="2200"/>
+    <w:tbl>
+      <w:tblPr>
+        <w:tblW w:type="dxa" w:w="9360"/>
+        <w:tblBorders>
+          <w:top w:val="single" w:color="BF9000" w:sz="8"/>
+          <w:left w:val="single" w:color="BF9000" w:sz="8"/>
+          <w:bottom w:val="single" w:color="BF9000" w:sz="8"/>
+          <w:right w:val="single" w:color="BF9000" w:sz="8"/>
+          <w:insideH w:val="single" w:color="BF9000" w:sz="8"/>
+          <w:insideV w:val="single" w:color="BF9000" w:sz="8"/>
+        </w:tblBorders>
+      </w:tblPr>
+      <w:tblGrid>
+        <w:gridCol w:w="9360"/>
+      </w:tblGrid>
+      <w:tr>
+        <w:trPr>
+          <w:cantSplit/>
+        </w:trPr>
+        <w:tc>
+          <w:tcPr>
+            <w:tcW w:type="dxa" w:w="9360"/>
+            <w:shd w:fill="FFF2CC" w:color="auto" w:val="clear"/>
+            <w:tcMar>
+              <w:top w:type="dxa" w:w="120"/>
+              <w:left w:type="dxa" w:w="160"/>
+              <w:bottom w:type="dxa" w:w="120"/>
+              <w:right w:type="dxa" w:w="160"/>
+            </w:tcMar>
+          </w:tcPr>
+          <w:p>
+            <w:pPr>
+              <w:spacing w:after="80"/>
+            </w:pPr>
+            <w:r>
+              <w:rPr>
+                <w:b/>
+                <w:bCs/>
+                <w:color w:val="1F3864"/>
+                <w:sz w:val="20"/>
+                <w:szCs w:val="20"/>
+              </w:rPr>
+              <w:t xml:space="preserve">Before you submit — then delete this box</w:t>
+            </w:r>
+          </w:p>
+          <w:p>
+            <w:pPr>
+              <w:pStyle w:val="ListParagraph"/>
+              <w:numPr>
+                <w:ilvl w:val="0"/>
+                <w:numId w:val="2"/>
+              </w:numPr>
+              <w:spacing w:after="40"/>
+            </w:pPr>
+            <w:r>
+              <w:rPr>
+                <w:sz w:val="19"/>
+                <w:szCs w:val="19"/>
+              </w:rPr>
+              <w:t xml:space="preserve">Delete every yellow placeholder and every gray instruction line, and this box.</w:t>
+            </w:r>
+          </w:p>
+          <w:p>
+            <w:pPr>
+              <w:pStyle w:val="ListParagraph"/>
+              <w:numPr>
+                <w:ilvl w:val="0"/>
+                <w:numId w:val="2"/>
+              </w:numPr>
+              <w:spacing w:after="40"/>
+            </w:pPr>
+            <w:r>
+              <w:rPr>
+                <w:sz w:val="19"/>
+                <w:szCs w:val="19"/>
+              </w:rPr>
+              <w:t xml:space="preserve">Name your reviewer, add the sentence on what you changed, and paste their stamp image below.</w:t>
+            </w:r>
+          </w:p>
+          <w:p>
+            <w:pPr>
+              <w:pStyle w:val="ListParagraph"/>
+              <w:numPr>
+                <w:ilvl w:val="0"/>
+                <w:numId w:val="2"/>
+              </w:numPr>
+              <w:spacing w:after="40"/>
+            </w:pPr>
+            <w:r>
+              <w:rPr>
+                <w:sz w:val="19"/>
+                <w:szCs w:val="19"/>
+              </w:rPr>
+              <w:t xml:space="preserve">Every number in your tables and text comes from your own work in ArcGIS Pro.</w:t>
+            </w:r>
+          </w:p>
+          <w:p>
+            <w:pPr>
+              <w:pStyle w:val="ListParagraph"/>
+              <w:numPr>
+                <w:ilvl w:val="0"/>
+                <w:numId w:val="2"/>
+              </w:numPr>
+              <w:spacing w:after="40"/>
+            </w:pPr>
+            <w:r>
+              <w:rPr>
+                <w:sz w:val="19"/>
+                <w:szCs w:val="19"/>
+              </w:rPr>
+              <w:t xml:space="preserve">Put a score in every row of the Self-Graded Rubric, and the total.</w:t>
+            </w:r>
+          </w:p>
+          <w:p>
+            <w:pPr>
+              <w:pStyle w:val="ListParagraph"/>
+              <w:numPr>
+                <w:ilvl w:val="0"/>
+                <w:numId w:val="2"/>
+              </w:numPr>
+              <w:spacing w:after="40"/>
+            </w:pPr>
+            <w:r>
+              <w:rPr>
+                <w:sz w:val="19"/>
+                <w:szCs w:val="19"/>
+              </w:rPr>
+              <w:t xml:space="preserve">Save as PDF, then open the PDF and check that every figure and map came through readable.</w:t>
+            </w:r>
+          </w:p>
+        </w:tc>
+      </w:tr>
+    </w:tbl>
+    <w:p>
+      <w:pPr>
+        <w:spacing w:before="900"/>
       </w:pPr>
     </w:p>
     <w:p>
@@ -38,7 +171,7 @@
     </w:p>
     <w:p>
       <w:pPr>
-        <w:spacing w:after="700"/>
+        <w:spacing w:after="600"/>
         <w:jc w:val="center"/>
       </w:pPr>
       <w:r>
@@ -72,6 +205,7 @@
           <w:color w:val="767171"/>
           <w:sz w:val="21"/>
           <w:szCs w:val="21"/>
+          <w:highlight w:val="yellow"/>
         </w:rPr>
         <w:t xml:space="preserve">[your name]</w:t>
       </w:r>
@@ -98,6 +232,7 @@
           <w:color w:val="767171"/>
           <w:sz w:val="21"/>
           <w:szCs w:val="21"/>
+          <w:highlight w:val="yellow"/>
         </w:rPr>
         <w:t xml:space="preserve">[date]</w:t>
       </w:r>
@@ -124,13 +259,14 @@
           <w:color w:val="767171"/>
           <w:sz w:val="21"/>
           <w:szCs w:val="21"/>
+          <w:highlight w:val="yellow"/>
         </w:rPr>
         <w:t xml:space="preserve">[reviewer’s name]</w:t>
       </w:r>
     </w:p>
     <w:p>
       <w:pPr>
-        <w:spacing w:after="500" w:before="60"/>
+        <w:spacing w:after="400" w:before="60"/>
         <w:jc w:val="center"/>
       </w:pPr>
       <w:r>
@@ -140,6 +276,7 @@
           <w:color w:val="767171"/>
           <w:sz w:val="21"/>
           <w:szCs w:val="21"/>
+          <w:highlight w:val="yellow"/>
         </w:rPr>
         <w:t xml:space="preserve">[One sentence on what you changed because of your reviewer’s feedback.]</w:t>
       </w:r>
@@ -155,8 +292,9 @@
           <w:color w:val="767171"/>
           <w:sz w:val="19"/>
           <w:szCs w:val="19"/>
-        </w:rPr>
-        <w:t xml:space="preserve">[ Peer-review stamp here ]</w:t>
+          <w:highlight w:val="yellow"/>
+        </w:rPr>
+        <w:t xml:space="preserve">[ Paste your reviewer’s stamp image here ]</w:t>
       </w:r>
     </w:p>
     <w:p>
@@ -204,6 +342,7 @@
           <w:i/>
           <w:iCs/>
           <w:color w:val="767171"/>
+          <w:highlight w:val="yellow"/>
         </w:rPr>
         <w:t xml:space="preserve">[Add your content here.]</w:t>
       </w:r>
@@ -248,6 +387,7 @@
           <w:i/>
           <w:iCs/>
           <w:color w:val="767171"/>
+          <w:highlight w:val="yellow"/>
         </w:rPr>
         <w:t xml:space="preserve">[Add your content here.]</w:t>
       </w:r>
@@ -1196,6 +1336,7 @@
           <w:i/>
           <w:iCs/>
           <w:color w:val="767171"/>
+          <w:highlight w:val="yellow"/>
         </w:rPr>
         <w:t xml:space="preserve">[Add your content here.]</w:t>
       </w:r>
@@ -1615,6 +1756,7 @@
           <w:i/>
           <w:iCs/>
           <w:color w:val="767171"/>
+          <w:highlight w:val="yellow"/>
         </w:rPr>
         <w:t xml:space="preserve">[Add your content here.]</w:t>
       </w:r>
@@ -1659,6 +1801,7 @@
           <w:i/>
           <w:iCs/>
           <w:color w:val="767171"/>
+          <w:highlight w:val="yellow"/>
         </w:rPr>
         <w:t xml:space="preserve">[Add your content here.]</w:t>
       </w:r>
@@ -2391,6 +2534,7 @@
           <w:i/>
           <w:iCs/>
           <w:color w:val="767171"/>
+          <w:highlight w:val="yellow"/>
         </w:rPr>
         <w:t xml:space="preserve">[Add your content here.]</w:t>
       </w:r>
@@ -2917,6 +3061,7 @@
           <w:i/>
           <w:iCs/>
           <w:color w:val="767171"/>
+          <w:highlight w:val="yellow"/>
         </w:rPr>
         <w:t xml:space="preserve">[Your answer here.]</w:t>
       </w:r>
@@ -2946,6 +3091,7 @@
           <w:i/>
           <w:iCs/>
           <w:color w:val="767171"/>
+          <w:highlight w:val="yellow"/>
         </w:rPr>
         <w:t xml:space="preserve">[Your answer here.]</w:t>
       </w:r>
@@ -2975,6 +3121,7 @@
           <w:i/>
           <w:iCs/>
           <w:color w:val="767171"/>
+          <w:highlight w:val="yellow"/>
         </w:rPr>
         <w:t xml:space="preserve">[Your answer here.]</w:t>
       </w:r>
@@ -3019,6 +3166,7 @@
           <w:i/>
           <w:iCs/>
           <w:color w:val="767171"/>
+          <w:highlight w:val="yellow"/>
         </w:rPr>
         <w:t xml:space="preserve">[Add your content here.]</w:t>
       </w:r>
@@ -3101,6 +3249,7 @@
           </w:tcPr>
           <w:p>
             <w:pPr>
+              <w:keepNext/>
               <w:jc w:val="center"/>
             </w:pPr>
             <w:r>
@@ -3110,6 +3259,7 @@
                 <w:color w:val="767171"/>
                 <w:sz w:val="19"/>
                 <w:szCs w:val="19"/>
+                <w:highlight w:val="yellow"/>
               </w:rPr>
               <w:t xml:space="preserve">[ Insert image here — delete this box ]</w:t>
             </w:r>
@@ -3180,6 +3330,7 @@
           </w:tcPr>
           <w:p>
             <w:pPr>
+              <w:keepNext/>
               <w:jc w:val="center"/>
             </w:pPr>
             <w:r>
@@ -3189,6 +3340,7 @@
                 <w:color w:val="767171"/>
                 <w:sz w:val="19"/>
                 <w:szCs w:val="19"/>
+                <w:highlight w:val="yellow"/>
               </w:rPr>
               <w:t xml:space="preserve">[ Insert image here — delete this box ]</w:t>
             </w:r>
@@ -3257,6 +3409,7 @@
           <w:i/>
           <w:iCs/>
           <w:color w:val="767171"/>
+          <w:highlight w:val="yellow"/>
         </w:rPr>
         <w:t xml:space="preserve">[Add your content here.]</w:t>
       </w:r>
@@ -3289,7 +3442,7 @@
           <w:sz w:val="19"/>
           <w:szCs w:val="19"/>
         </w:rPr>
-        <w:t xml:space="preserve">Course policy: one line saying what you used AI for. If you used none, say that. Control points, coordinate systems, measured distances and RMS values come from your own work, never from a model.</w:t>
+        <w:t xml:space="preserve">Course policy: one line saying what you used AI for. If you used none, say that. Control points, coordinate systems, measured distances and RMS values come from your own work, never from a model. You do the work in ArcGIS Pro yourself: AI may not run it for you, put facts in your report you did not find, or redraw or “enhance” your figures (see the course AI policy).</w:t>
       </w:r>
     </w:p>
     <w:p>
@@ -3301,6 +3454,7 @@
           <w:i/>
           <w:iCs/>
           <w:color w:val="767171"/>
+          <w:highlight w:val="yellow"/>
         </w:rPr>
         <w:t xml:space="preserve">[Add your content here.]</w:t>
       </w:r>
@@ -3407,7 +3561,7 @@
                 <w:sz w:val="19"/>
                 <w:szCs w:val="19"/>
               </w:rPr>
-              <w:t xml:space="preserve">Points</w:t>
+              <w:t xml:space="preserve">Max</w:t>
             </w:r>
           </w:p>
         </w:tc>
@@ -3469,7 +3623,7 @@
               <w:pStyle w:val="ListParagraph"/>
               <w:numPr>
                 <w:ilvl w:val="0"/>
-                <w:numId w:val="2"/>
+                <w:numId w:val="3"/>
               </w:numPr>
               <w:spacing w:after="40"/>
             </w:pPr>
@@ -3486,7 +3640,7 @@
               <w:pStyle w:val="ListParagraph"/>
               <w:numPr>
                 <w:ilvl w:val="0"/>
-                <w:numId w:val="2"/>
+                <w:numId w:val="3"/>
               </w:numPr>
               <w:spacing w:after="40"/>
             </w:pPr>
@@ -3503,7 +3657,7 @@
               <w:pStyle w:val="ListParagraph"/>
               <w:numPr>
                 <w:ilvl w:val="0"/>
-                <w:numId w:val="2"/>
+                <w:numId w:val="3"/>
               </w:numPr>
               <w:spacing w:after="40"/>
             </w:pPr>
@@ -3520,7 +3674,7 @@
               <w:pStyle w:val="ListParagraph"/>
               <w:numPr>
                 <w:ilvl w:val="0"/>
-                <w:numId w:val="2"/>
+                <w:numId w:val="3"/>
               </w:numPr>
               <w:spacing w:after="40"/>
             </w:pPr>
@@ -3537,7 +3691,7 @@
               <w:pStyle w:val="ListParagraph"/>
               <w:numPr>
                 <w:ilvl w:val="0"/>
-                <w:numId w:val="2"/>
+                <w:numId w:val="3"/>
               </w:numPr>
               <w:spacing w:after="40"/>
             </w:pPr>
@@ -3571,7 +3725,7 @@
                 <w:sz w:val="19"/>
                 <w:szCs w:val="19"/>
               </w:rPr>
-              <w:t xml:space="preserve">/10</w:t>
+              <w:t xml:space="preserve">10</w:t>
             </w:r>
           </w:p>
         </w:tc>
@@ -3591,10 +3745,13 @@
             </w:pPr>
             <w:r>
               <w:rPr>
-                <w:sz w:val="19"/>
-                <w:szCs w:val="19"/>
-              </w:rPr>
-              <w:t xml:space="preserve"> </w:t>
+                <w:b w:val="false"/>
+                <w:bCs w:val="false"/>
+                <w:sz w:val="19"/>
+                <w:szCs w:val="19"/>
+                <w:highlight w:val="yellow"/>
+              </w:rPr>
+              <w:t xml:space="preserve">___ / 10</w:t>
             </w:r>
           </w:p>
         </w:tc>
@@ -3632,7 +3789,7 @@
               <w:pStyle w:val="ListParagraph"/>
               <w:numPr>
                 <w:ilvl w:val="0"/>
-                <w:numId w:val="2"/>
+                <w:numId w:val="3"/>
               </w:numPr>
               <w:spacing w:after="40"/>
             </w:pPr>
@@ -3649,7 +3806,7 @@
               <w:pStyle w:val="ListParagraph"/>
               <w:numPr>
                 <w:ilvl w:val="0"/>
-                <w:numId w:val="2"/>
+                <w:numId w:val="3"/>
               </w:numPr>
               <w:spacing w:after="40"/>
             </w:pPr>
@@ -3666,7 +3823,7 @@
               <w:pStyle w:val="ListParagraph"/>
               <w:numPr>
                 <w:ilvl w:val="0"/>
-                <w:numId w:val="2"/>
+                <w:numId w:val="3"/>
               </w:numPr>
               <w:spacing w:after="40"/>
             </w:pPr>
@@ -3683,7 +3840,7 @@
               <w:pStyle w:val="ListParagraph"/>
               <w:numPr>
                 <w:ilvl w:val="0"/>
-                <w:numId w:val="2"/>
+                <w:numId w:val="3"/>
               </w:numPr>
               <w:spacing w:after="40"/>
             </w:pPr>
@@ -3717,7 +3874,7 @@
                 <w:sz w:val="19"/>
                 <w:szCs w:val="19"/>
               </w:rPr>
-              <w:t xml:space="preserve">/10</w:t>
+              <w:t xml:space="preserve">10</w:t>
             </w:r>
           </w:p>
         </w:tc>
@@ -3737,10 +3894,13 @@
             </w:pPr>
             <w:r>
               <w:rPr>
-                <w:sz w:val="19"/>
-                <w:szCs w:val="19"/>
-              </w:rPr>
-              <w:t xml:space="preserve"> </w:t>
+                <w:b w:val="false"/>
+                <w:bCs w:val="false"/>
+                <w:sz w:val="19"/>
+                <w:szCs w:val="19"/>
+                <w:highlight w:val="yellow"/>
+              </w:rPr>
+              <w:t xml:space="preserve">___ / 10</w:t>
             </w:r>
           </w:p>
         </w:tc>
@@ -3778,7 +3938,7 @@
               <w:pStyle w:val="ListParagraph"/>
               <w:numPr>
                 <w:ilvl w:val="0"/>
-                <w:numId w:val="2"/>
+                <w:numId w:val="3"/>
               </w:numPr>
               <w:spacing w:after="40"/>
             </w:pPr>
@@ -3795,7 +3955,7 @@
               <w:pStyle w:val="ListParagraph"/>
               <w:numPr>
                 <w:ilvl w:val="0"/>
-                <w:numId w:val="2"/>
+                <w:numId w:val="3"/>
               </w:numPr>
               <w:spacing w:after="40"/>
             </w:pPr>
@@ -3812,7 +3972,7 @@
               <w:pStyle w:val="ListParagraph"/>
               <w:numPr>
                 <w:ilvl w:val="0"/>
-                <w:numId w:val="2"/>
+                <w:numId w:val="3"/>
               </w:numPr>
               <w:spacing w:after="40"/>
             </w:pPr>
@@ -3829,7 +3989,7 @@
               <w:pStyle w:val="ListParagraph"/>
               <w:numPr>
                 <w:ilvl w:val="0"/>
-                <w:numId w:val="2"/>
+                <w:numId w:val="3"/>
               </w:numPr>
               <w:spacing w:after="40"/>
             </w:pPr>
@@ -3863,7 +4023,7 @@
                 <w:sz w:val="19"/>
                 <w:szCs w:val="19"/>
               </w:rPr>
-              <w:t xml:space="preserve">/10</w:t>
+              <w:t xml:space="preserve">10</w:t>
             </w:r>
           </w:p>
         </w:tc>
@@ -3883,10 +4043,13 @@
             </w:pPr>
             <w:r>
               <w:rPr>
-                <w:sz w:val="19"/>
-                <w:szCs w:val="19"/>
-              </w:rPr>
-              <w:t xml:space="preserve"> </w:t>
+                <w:b w:val="false"/>
+                <w:bCs w:val="false"/>
+                <w:sz w:val="19"/>
+                <w:szCs w:val="19"/>
+                <w:highlight w:val="yellow"/>
+              </w:rPr>
+              <w:t xml:space="preserve">___ / 10</w:t>
             </w:r>
           </w:p>
         </w:tc>
@@ -3924,7 +4087,7 @@
               <w:pStyle w:val="ListParagraph"/>
               <w:numPr>
                 <w:ilvl w:val="0"/>
-                <w:numId w:val="2"/>
+                <w:numId w:val="3"/>
               </w:numPr>
               <w:spacing w:after="40"/>
             </w:pPr>
@@ -3941,7 +4104,7 @@
               <w:pStyle w:val="ListParagraph"/>
               <w:numPr>
                 <w:ilvl w:val="0"/>
-                <w:numId w:val="2"/>
+                <w:numId w:val="3"/>
               </w:numPr>
               <w:spacing w:after="40"/>
             </w:pPr>
@@ -3958,7 +4121,7 @@
               <w:pStyle w:val="ListParagraph"/>
               <w:numPr>
                 <w:ilvl w:val="0"/>
-                <w:numId w:val="2"/>
+                <w:numId w:val="3"/>
               </w:numPr>
               <w:spacing w:after="40"/>
             </w:pPr>
@@ -3975,7 +4138,7 @@
               <w:pStyle w:val="ListParagraph"/>
               <w:numPr>
                 <w:ilvl w:val="0"/>
-                <w:numId w:val="2"/>
+                <w:numId w:val="3"/>
               </w:numPr>
               <w:spacing w:after="40"/>
             </w:pPr>
@@ -3992,7 +4155,7 @@
               <w:pStyle w:val="ListParagraph"/>
               <w:numPr>
                 <w:ilvl w:val="0"/>
-                <w:numId w:val="2"/>
+                <w:numId w:val="3"/>
               </w:numPr>
               <w:spacing w:after="40"/>
             </w:pPr>
@@ -4009,7 +4172,7 @@
               <w:pStyle w:val="ListParagraph"/>
               <w:numPr>
                 <w:ilvl w:val="0"/>
-                <w:numId w:val="2"/>
+                <w:numId w:val="3"/>
               </w:numPr>
               <w:spacing w:after="40"/>
             </w:pPr>
@@ -4026,7 +4189,7 @@
               <w:pStyle w:val="ListParagraph"/>
               <w:numPr>
                 <w:ilvl w:val="0"/>
-                <w:numId w:val="2"/>
+                <w:numId w:val="3"/>
               </w:numPr>
               <w:spacing w:after="40"/>
             </w:pPr>
@@ -4060,7 +4223,7 @@
                 <w:sz w:val="19"/>
                 <w:szCs w:val="19"/>
               </w:rPr>
-              <w:t xml:space="preserve">/10</w:t>
+              <w:t xml:space="preserve">10</w:t>
             </w:r>
           </w:p>
         </w:tc>
@@ -4080,10 +4243,13 @@
             </w:pPr>
             <w:r>
               <w:rPr>
-                <w:sz w:val="19"/>
-                <w:szCs w:val="19"/>
-              </w:rPr>
-              <w:t xml:space="preserve"> </w:t>
+                <w:b w:val="false"/>
+                <w:bCs w:val="false"/>
+                <w:sz w:val="19"/>
+                <w:szCs w:val="19"/>
+                <w:highlight w:val="yellow"/>
+              </w:rPr>
+              <w:t xml:space="preserve">___ / 10</w:t>
             </w:r>
           </w:p>
         </w:tc>
@@ -4121,7 +4287,7 @@
               <w:pStyle w:val="ListParagraph"/>
               <w:numPr>
                 <w:ilvl w:val="0"/>
-                <w:numId w:val="2"/>
+                <w:numId w:val="3"/>
               </w:numPr>
               <w:spacing w:after="40"/>
             </w:pPr>
@@ -4138,7 +4304,7 @@
               <w:pStyle w:val="ListParagraph"/>
               <w:numPr>
                 <w:ilvl w:val="0"/>
-                <w:numId w:val="2"/>
+                <w:numId w:val="3"/>
               </w:numPr>
               <w:spacing w:after="40"/>
             </w:pPr>
@@ -4155,7 +4321,7 @@
               <w:pStyle w:val="ListParagraph"/>
               <w:numPr>
                 <w:ilvl w:val="0"/>
-                <w:numId w:val="2"/>
+                <w:numId w:val="3"/>
               </w:numPr>
               <w:spacing w:after="40"/>
             </w:pPr>
@@ -4172,7 +4338,7 @@
               <w:pStyle w:val="ListParagraph"/>
               <w:numPr>
                 <w:ilvl w:val="0"/>
-                <w:numId w:val="2"/>
+                <w:numId w:val="3"/>
               </w:numPr>
               <w:spacing w:after="40"/>
             </w:pPr>
@@ -4206,7 +4372,7 @@
                 <w:sz w:val="19"/>
                 <w:szCs w:val="19"/>
               </w:rPr>
-              <w:t xml:space="preserve">/10</w:t>
+              <w:t xml:space="preserve">10</w:t>
             </w:r>
           </w:p>
         </w:tc>
@@ -4226,10 +4392,13 @@
             </w:pPr>
             <w:r>
               <w:rPr>
-                <w:sz w:val="19"/>
-                <w:szCs w:val="19"/>
-              </w:rPr>
-              <w:t xml:space="preserve"> </w:t>
+                <w:b w:val="false"/>
+                <w:bCs w:val="false"/>
+                <w:sz w:val="19"/>
+                <w:szCs w:val="19"/>
+                <w:highlight w:val="yellow"/>
+              </w:rPr>
+              <w:t xml:space="preserve">___ / 10</w:t>
             </w:r>
           </w:p>
         </w:tc>
@@ -4286,7 +4455,7 @@
                 <w:sz w:val="19"/>
                 <w:szCs w:val="19"/>
               </w:rPr>
-              <w:t xml:space="preserve">/50</w:t>
+              <w:t xml:space="preserve">50</w:t>
             </w:r>
           </w:p>
         </w:tc>
@@ -4307,10 +4476,13 @@
             </w:pPr>
             <w:r>
               <w:rPr>
-                <w:sz w:val="19"/>
-                <w:szCs w:val="19"/>
-              </w:rPr>
-              <w:t xml:space="preserve"> </w:t>
+                <w:b/>
+                <w:bCs/>
+                <w:sz w:val="19"/>
+                <w:szCs w:val="19"/>
+                <w:highlight w:val="yellow"/>
+              </w:rPr>
+              <w:t xml:space="preserve">___ / 50</w:t>
             </w:r>
           </w:p>
         </w:tc>
@@ -4498,6 +4670,18 @@
       </w:pPr>
     </w:lvl>
   </w:abstractNum>
+  <w:abstractNum w:abstractNumId="3" w15:restartNumberingAfterBreak="0">
+    <w:multiLevelType w:val="hybridMultilevel"/>
+    <w:lvl w:ilvl="0" w:tentative="1">
+      <w:start w:val="1"/>
+      <w:numFmt w:val="bullet"/>
+      <w:lvlText w:val="☐"/>
+      <w:lvlJc w:val="left"/>
+      <w:pPr>
+        <w:ind w:left="360" w:hanging="280"/>
+      </w:pPr>
+    </w:lvl>
+  </w:abstractNum>
   <w:num w:numId="1">
     <w:abstractNumId w:val="1"/>
     <w:lvlOverride w:ilvl="0">
@@ -4505,6 +4689,12 @@
     </w:lvlOverride>
   </w:num>
   <w:num w:numId="2">
+    <w:abstractNumId w:val="3"/>
+    <w:lvlOverride w:ilvl="0">
+      <w:startOverride w:val="1"/>
+    </w:lvlOverride>
+  </w:num>
+  <w:num w:numId="3">
     <w:abstractNumId w:val="2"/>
     <w:lvlOverride w:ilvl="0">
       <w:startOverride w:val="1"/>
